--- a/_site/eviews/2021-08-30-01-introduccion-a-la-programacion-con-eviews/index.docx
+++ b/_site/eviews/2021-08-30-01-introduccion-a-la-programacion-con-eviews/index.docx
@@ -50,7 +50,7 @@
         <w:pStyle w:val="Heading1"/>
       </w:pPr>
       <w:r>
-        <w:t xml:space="preserve">Introducción a la Programación en Eviews: Objetos y Estructuras Básicas</w:t>
+        <w:t xml:space="preserve">Programación básica en EViews</w:t>
       </w:r>
     </w:p>
     <w:p>
@@ -183,23 +183,8 @@
       </w:hyperlink>
     </w:p>
     <w:p>
-      <w:r>
-        <w:br w:type="page"/>
-      </w:r>
-    </w:p>
-    <w:bookmarkEnd w:id="24"/>
-    <w:bookmarkStart w:id="25" w:name="abstract"/>
-    <w:p>
-      <w:pPr>
-        <w:pStyle w:val="Heading1"/>
-      </w:pPr>
-      <w:r>
-        <w:t xml:space="preserve">Resumen</w:t>
-      </w:r>
-    </w:p>
-    <w:p>
-      <w:pPr>
-        <w:pStyle w:val="FirstParagraph"/>
+      <w:pPr>
+        <w:pStyle w:val="BodyText"/>
       </w:pPr>
       <w:r>
         <w:rPr>
@@ -217,14 +202,14 @@
         <w:br w:type="page"/>
       </w:r>
     </w:p>
-    <w:bookmarkEnd w:id="25"/>
-    <w:bookmarkStart w:id="26" w:name="firstheader"/>
+    <w:bookmarkEnd w:id="24"/>
+    <w:bookmarkStart w:id="25" w:name="firstheader"/>
     <w:p>
       <w:pPr>
         <w:pStyle w:val="Heading1"/>
       </w:pPr>
       <w:r>
-        <w:t xml:space="preserve">Introducción a la Programación en Eviews: Objetos y Estructuras Básicas</w:t>
+        <w:t xml:space="preserve">Programación básica en EViews</w:t>
       </w:r>
     </w:p>
     <w:p>
@@ -235,8 +220,8 @@
         <w:t xml:space="preserve">Este artículo está actualmente en proceso de edición, y todas las secciones serán ampliadas y refinadas en futuras revisiones.</w:t>
       </w:r>
     </w:p>
-    <w:bookmarkEnd w:id="26"/>
-    <w:bookmarkStart w:id="41" w:name="publicaciones-similares"/>
+    <w:bookmarkEnd w:id="25"/>
+    <w:bookmarkStart w:id="38" w:name="publicaciones-similares"/>
     <w:p>
       <w:pPr>
         <w:pStyle w:val="Heading1"/>
@@ -261,11 +246,11 @@
           <w:numId w:val="1001"/>
         </w:numPr>
       </w:pPr>
-      <w:hyperlink r:id="rId27"/>
+      <w:hyperlink r:id="rId26"/>
       <w:r>
         <w:t xml:space="preserve"> </w:t>
       </w:r>
-      <w:hyperlink r:id="rId28">
+      <w:hyperlink r:id="rId27">
         <w:r>
           <w:rPr>
             <w:rStyle w:val="Hyperlink"/>
@@ -282,11 +267,11 @@
           <w:numId w:val="1001"/>
         </w:numPr>
       </w:pPr>
-      <w:hyperlink r:id="rId29"/>
+      <w:hyperlink r:id="rId28"/>
       <w:r>
         <w:t xml:space="preserve"> </w:t>
       </w:r>
-      <w:hyperlink r:id="rId30">
+      <w:hyperlink r:id="rId29">
         <w:r>
           <w:rPr>
             <w:rStyle w:val="Hyperlink"/>
@@ -303,11 +288,11 @@
           <w:numId w:val="1001"/>
         </w:numPr>
       </w:pPr>
-      <w:hyperlink r:id="rId31"/>
+      <w:hyperlink r:id="rId30"/>
       <w:r>
         <w:t xml:space="preserve"> </w:t>
       </w:r>
-      <w:hyperlink r:id="rId32">
+      <w:hyperlink r:id="rId31">
         <w:r>
           <w:rPr>
             <w:rStyle w:val="Hyperlink"/>
@@ -324,11 +309,11 @@
           <w:numId w:val="1001"/>
         </w:numPr>
       </w:pPr>
-      <w:hyperlink r:id="rId33"/>
+      <w:hyperlink r:id="rId32"/>
       <w:r>
         <w:t xml:space="preserve"> </w:t>
       </w:r>
-      <w:hyperlink r:id="rId34">
+      <w:hyperlink r:id="rId33">
         <w:r>
           <w:rPr>
             <w:rStyle w:val="Hyperlink"/>
@@ -345,11 +330,11 @@
           <w:numId w:val="1001"/>
         </w:numPr>
       </w:pPr>
-      <w:hyperlink r:id="rId35"/>
+      <w:hyperlink r:id="rId34"/>
       <w:r>
         <w:t xml:space="preserve"> </w:t>
       </w:r>
-      <w:hyperlink r:id="rId36">
+      <w:hyperlink r:id="rId35">
         <w:r>
           <w:rPr>
             <w:rStyle w:val="Hyperlink"/>
@@ -366,11 +351,11 @@
           <w:numId w:val="1001"/>
         </w:numPr>
       </w:pPr>
-      <w:hyperlink r:id="rId37"/>
+      <w:hyperlink r:id="rId36"/>
       <w:r>
         <w:t xml:space="preserve"> </w:t>
       </w:r>
-      <w:hyperlink r:id="rId38">
+      <w:hyperlink r:id="rId37">
         <w:r>
           <w:rPr>
             <w:rStyle w:val="Hyperlink"/>
@@ -381,34 +366,13 @@
     </w:p>
     <w:p>
       <w:pPr>
-        <w:pStyle w:val="Compact"/>
-        <w:numPr>
-          <w:ilvl w:val="0"/>
-          <w:numId w:val="1001"/>
-        </w:numPr>
-      </w:pPr>
-      <w:hyperlink r:id="rId39"/>
-      <w:r>
-        <w:t xml:space="preserve"> </w:t>
-      </w:r>
-      <w:hyperlink r:id="rId40">
-        <w:r>
-          <w:rPr>
-            <w:rStyle w:val="Hyperlink"/>
-          </w:rPr>
-          <w:t xml:space="preserve">Por Editar</w:t>
-        </w:r>
-      </w:hyperlink>
+        <w:pStyle w:val="FirstParagraph"/>
+      </w:pPr>
+      <w:r>
+        <w:t xml:space="preserve">Esperamos que encuentres estas publicaciones igualmente interesantes y útiles. ¡Disfruta de la lectura!</w:t>
+      </w:r>
     </w:p>
-    <w:p>
-      <w:pPr>
-        <w:pStyle w:val="FirstParagraph"/>
-      </w:pPr>
-      <w:r>
-        <w:t xml:space="preserve">Esperamos que encuentres estas publicaciones igualmente interesantes y útiles. ¡Disfruta de la lectura!</w:t>
-      </w:r>
-    </w:p>
-    <w:bookmarkEnd w:id="41"/>
+    <w:bookmarkEnd w:id="38"/>
     <w:sectPr>
       <w:headerReference r:id="rId9" w:type="even"/>
       <w:headerReference r:id="rId11" w:type="default"/>
